--- a/REEV-Concept-Introduction.docx
+++ b/REEV-Concept-Introduction.docx
@@ -5272,7 +5272,7 @@
           <w:color w:val="8C9BAA"/>
           <w:sz w:val="18"/>
         </w:rPr>
-        <w:t>This document is a concept introduction for discussion purposes. All figures are derived from the road-load model and design specification. No vehicle has been built, tested, or homologated.</w:t>
+        <w:t>This is an independent, engineer-led pre-feasibility concept developed from publicly available information and first-principles calculations. It is not a production specification. Every effort has been made to keep the architecture, performance and cost assumptions grounded, but they require validation through packaging studies, supplier data, simulation, dynamometer testing and homologation. No vehicle has been built, tested, or homologated.</w:t>
       </w:r>
     </w:p>
     <w:sectPr>
